--- a/p4/submission/p4_singapore_title_page.docx
+++ b/p4/submission/p4_singapore_title_page.docx
@@ -170,7 +170,7 @@
         <w:t xml:space="preserve"> </w:t>
       </w:r>
       <w:r>
-        <w:t xml:space="preserve">Vĩnh Long University of Technology Education (VLUTE)</w:t>
+        <w:t xml:space="preserve">College of Economics, Can Tho University (CTU)</w:t>
       </w:r>
     </w:p>
     <w:p>
@@ -192,7 +192,7 @@
         <w:t xml:space="preserve"> </w:t>
       </w:r>
       <w:r>
-        <w:t xml:space="preserve">73 Nguyễn Huệ, Phường 2, TP. Vĩnh Long, Tỉnh Vĩnh Long, Vietnam</w:t>
+        <w:t xml:space="preserve">Khu II, Đường 3/2, Ninh Kiều, Cần Thơ, Vietnam</w:t>
       </w:r>
     </w:p>
     <w:p>
@@ -214,7 +214,7 @@
         <w:t xml:space="preserve"> </w:t>
       </w:r>
       <w:r>
-        <w:t xml:space="preserve">huongdt@vlute.edu.vn</w:t>
+        <w:t xml:space="preserve">huongp1323001@gstudent.ctu.edu.vn</w:t>
       </w:r>
     </w:p>
     <w:p>

--- a/p4/submission/p4_singapore_title_page.docx
+++ b/p4/submission/p4_singapore_title_page.docx
@@ -2,7 +2,7 @@
 <file path=word/document.xml><?xml version="1.0" encoding="utf-8"?>
 <w:document xmlns:w="http://schemas.openxmlformats.org/wordprocessingml/2006/main" xmlns:m="http://schemas.openxmlformats.org/officeDocument/2006/math" xmlns:r="http://schemas.openxmlformats.org/officeDocument/2006/relationships" xmlns:o="urn:schemas-microsoft-com:office:office" xmlns:v="urn:schemas-microsoft-com:vml" xmlns:w10="urn:schemas-microsoft-com:office:word" xmlns:a="http://schemas.openxmlformats.org/drawingml/2006/main" xmlns:pic="http://schemas.openxmlformats.org/drawingml/2006/picture" xmlns:wp="http://schemas.openxmlformats.org/drawingml/2006/wordprocessingDrawing">
   <w:body>
-    <w:bookmarkStart w:id="32" w:name="author-title-page"/>
+    <w:bookmarkStart w:id="37" w:name="author-title-page"/>
     <w:p>
       <w:pPr>
         <w:pStyle w:val="Heading1"/>
@@ -11,7 +11,7 @@
         <w:t xml:space="preserve">Author Title Page</w:t>
       </w:r>
     </w:p>
-    <w:bookmarkStart w:id="20" w:name="X111b8602d2509ec0354d44a99d7a8df084e3e9b"/>
+    <w:bookmarkStart w:id="20" w:name="Xb67a4e6fa946c86d537e68b5d9ed0fce8783f05"/>
     <w:p>
       <w:pPr>
         <w:pStyle w:val="Heading2"/>
@@ -93,7 +93,7 @@
       </w:r>
     </w:p>
     <w:bookmarkEnd w:id="21"/>
-    <w:bookmarkStart w:id="24" w:name="authors"/>
+    <w:bookmarkStart w:id="28" w:name="authors"/>
     <w:p>
       <w:pPr>
         <w:pStyle w:val="Heading2"/>
@@ -102,7 +102,7 @@
         <w:t xml:space="preserve">Authors</w:t>
       </w:r>
     </w:p>
-    <w:bookmarkStart w:id="22" w:name="first-author"/>
+    <w:bookmarkStart w:id="24" w:name="first-author"/>
     <w:p>
       <w:pPr>
         <w:pStyle w:val="Heading3"/>
@@ -170,7 +170,7 @@
         <w:t xml:space="preserve"> </w:t>
       </w:r>
       <w:r>
-        <w:t xml:space="preserve">College of Economics, Can Tho University (CTU)</w:t>
+        <w:t xml:space="preserve">School of Economics, Can Tho University (CTU)</w:t>
       </w:r>
     </w:p>
     <w:p>
@@ -213,9 +213,14 @@
       <w:r>
         <w:t xml:space="preserve"> </w:t>
       </w:r>
-      <w:r>
-        <w:t xml:space="preserve">huongp1323001@gstudent.ctu.edu.vn</w:t>
-      </w:r>
+      <w:hyperlink r:id="rId22">
+        <w:r>
+          <w:rPr>
+            <w:rStyle w:val="Hyperlink"/>
+          </w:rPr>
+          <w:t xml:space="preserve">huongp1323001@gstudent.ctu.edu.vn</w:t>
+        </w:r>
+      </w:hyperlink>
     </w:p>
     <w:p>
       <w:pPr>
@@ -236,7 +241,18 @@
         <w:t xml:space="preserve"> </w:t>
       </w:r>
       <w:r>
-        <w:t xml:space="preserve">0000-0002-7711-2487 (https://orcid.org/0000-0002-7711-2487)</w:t>
+        <w:t xml:space="preserve">0000-0002-7711-2487 (</w:t>
+      </w:r>
+      <w:hyperlink r:id="rId23">
+        <w:r>
+          <w:rPr>
+            <w:rStyle w:val="Hyperlink"/>
+          </w:rPr>
+          <w:t xml:space="preserve">https://orcid.org/0000-0002-7711-2487</w:t>
+        </w:r>
+      </w:hyperlink>
+      <w:r>
+        <w:t xml:space="preserve">)</w:t>
       </w:r>
     </w:p>
     <w:p>
@@ -261,8 +277,8 @@
         <w:t xml:space="preserve">First author</w:t>
       </w:r>
     </w:p>
-    <w:bookmarkEnd w:id="22"/>
-    <w:bookmarkStart w:id="23" w:name="second-author-corresponding-author"/>
+    <w:bookmarkEnd w:id="24"/>
+    <w:bookmarkStart w:id="27" w:name="second-author-corresponding-author"/>
     <w:p>
       <w:pPr>
         <w:pStyle w:val="Heading3"/>
@@ -330,7 +346,7 @@
         <w:t xml:space="preserve"> </w:t>
       </w:r>
       <w:r>
-        <w:t xml:space="preserve">College of Economics, Can Tho University (CTU)</w:t>
+        <w:t xml:space="preserve">School of Economics, Can Tho University (CTU)</w:t>
       </w:r>
     </w:p>
     <w:p>
@@ -373,9 +389,14 @@
       <w:r>
         <w:t xml:space="preserve"> </w:t>
       </w:r>
-      <w:r>
-        <w:t xml:space="preserve">patu@ctu.edu.vn</w:t>
-      </w:r>
+      <w:hyperlink r:id="rId25">
+        <w:r>
+          <w:rPr>
+            <w:rStyle w:val="Hyperlink"/>
+          </w:rPr>
+          <w:t xml:space="preserve">patu@ctu.edu.vn</w:t>
+        </w:r>
+      </w:hyperlink>
     </w:p>
     <w:p>
       <w:pPr>
@@ -396,7 +417,18 @@
         <w:t xml:space="preserve"> </w:t>
       </w:r>
       <w:r>
-        <w:t xml:space="preserve">0000-0003-0667-3137 (https://orcid.org/0000-0003-0667-3137)</w:t>
+        <w:t xml:space="preserve">0000-0003-0667-3137 (</w:t>
+      </w:r>
+      <w:hyperlink r:id="rId26">
+        <w:r>
+          <w:rPr>
+            <w:rStyle w:val="Hyperlink"/>
+          </w:rPr>
+          <w:t xml:space="preserve">https://orcid.org/0000-0003-0667-3137</w:t>
+        </w:r>
+      </w:hyperlink>
+      <w:r>
+        <w:t xml:space="preserve">)</w:t>
       </w:r>
     </w:p>
     <w:p>
@@ -428,9 +460,9 @@
         </w:pict>
       </w:r>
     </w:p>
-    <w:bookmarkEnd w:id="23"/>
-    <w:bookmarkEnd w:id="24"/>
-    <w:bookmarkStart w:id="25" w:name="credit-author-contributions"/>
+    <w:bookmarkEnd w:id="27"/>
+    <w:bookmarkEnd w:id="28"/>
+    <w:bookmarkStart w:id="29" w:name="credit-author-contributions"/>
     <w:p>
       <w:pPr>
         <w:pStyle w:val="Heading2"/>
@@ -1032,8 +1064,8 @@
         </w:pict>
       </w:r>
     </w:p>
-    <w:bookmarkEnd w:id="25"/>
-    <w:bookmarkStart w:id="26" w:name="acknowledgements"/>
+    <w:bookmarkEnd w:id="29"/>
+    <w:bookmarkStart w:id="30" w:name="acknowledgements"/>
     <w:p>
       <w:pPr>
         <w:pStyle w:val="Heading2"/>
@@ -1057,8 +1089,8 @@
         </w:pict>
       </w:r>
     </w:p>
-    <w:bookmarkEnd w:id="26"/>
-    <w:bookmarkStart w:id="27" w:name="conflict-of-interest"/>
+    <w:bookmarkEnd w:id="30"/>
+    <w:bookmarkStart w:id="31" w:name="conflict-of-interest"/>
     <w:p>
       <w:pPr>
         <w:pStyle w:val="Heading2"/>
@@ -1082,8 +1114,8 @@
         </w:pict>
       </w:r>
     </w:p>
-    <w:bookmarkEnd w:id="27"/>
-    <w:bookmarkStart w:id="28" w:name="funding"/>
+    <w:bookmarkEnd w:id="31"/>
+    <w:bookmarkStart w:id="32" w:name="funding"/>
     <w:p>
       <w:pPr>
         <w:pStyle w:val="Heading2"/>
@@ -1107,8 +1139,8 @@
         </w:pict>
       </w:r>
     </w:p>
-    <w:bookmarkEnd w:id="28"/>
-    <w:bookmarkStart w:id="29" w:name="data-availability-statement"/>
+    <w:bookmarkEnd w:id="32"/>
+    <w:bookmarkStart w:id="34" w:name="data-availability-statement"/>
     <w:p>
       <w:pPr>
         <w:pStyle w:val="Heading2"/>
@@ -1122,7 +1154,18 @@
         <w:pStyle w:val="FirstParagraph"/>
       </w:pPr>
       <w:r>
-        <w:t xml:space="preserve">The data that support the findings of this study are from the World Bank Enterprise Surveys and are available from the World Bank Enterprise Surveys portal (www.enterprisesurveys.org), subject to registration and compliance with the World Bank Enterprise Surveys Data Access Protocol. Replication materials are available from the corresponding author upon reasonable request and to the extent permitted by the data-access terms.</w:t>
+        <w:t xml:space="preserve">The data that support the findings of this study are from the World Bank Enterprise Surveys and are available from the World Bank Enterprise Surveys portal (</w:t>
+      </w:r>
+      <w:hyperlink r:id="rId33">
+        <w:r>
+          <w:rPr>
+            <w:rStyle w:val="Hyperlink"/>
+          </w:rPr>
+          <w:t xml:space="preserve">www.enterprisesurveys.org</w:t>
+        </w:r>
+      </w:hyperlink>
+      <w:r>
+        <w:t xml:space="preserve">), subject to registration and compliance with the World Bank Enterprise Surveys Data Access Protocol. Replication materials are available from the corresponding author upon reasonable request and to the extent permitted by the data-access terms.</w:t>
       </w:r>
     </w:p>
     <w:p>
@@ -1132,8 +1175,8 @@
         </w:pict>
       </w:r>
     </w:p>
-    <w:bookmarkEnd w:id="29"/>
-    <w:bookmarkStart w:id="30" w:name="X799c23334c5944d058eaf15944a1408ff96b683"/>
+    <w:bookmarkEnd w:id="34"/>
+    <w:bookmarkStart w:id="35" w:name="X799c23334c5944d058eaf15944a1408ff96b683"/>
     <w:p>
       <w:pPr>
         <w:pStyle w:val="Heading2"/>
@@ -1157,8 +1200,8 @@
         </w:pict>
       </w:r>
     </w:p>
-    <w:bookmarkEnd w:id="30"/>
-    <w:bookmarkStart w:id="31" w:name="manuscript-information"/>
+    <w:bookmarkEnd w:id="35"/>
+    <w:bookmarkStart w:id="36" w:name="manuscript-information"/>
     <w:p>
       <w:pPr>
         <w:pStyle w:val="Heading2"/>
@@ -1170,7 +1213,7 @@
     <w:tbl>
       <w:tblPr>
         <w:tblStyle w:val="Table"/>
-        <w:tblW w:type="pct" w:w="5000"/>
+        <w:tblW w:type="auto" w:w="0"/>
         <w:tblLook w:firstRow="1" w:lastRow="0" w:firstColumn="0" w:lastColumn="0" w:noHBand="0" w:noVBand="0" w:val="0020"/>
         <w:jc w:val="start"/>
       </w:tblPr>
@@ -1254,7 +1297,7 @@
               <w:jc w:val="left"/>
             </w:pPr>
             <w:r>
-              <w:t xml:space="preserve">Approximately 6,500 words</w:t>
+              <w:t xml:space="preserve">Approximately 8,500 words</w:t>
             </w:r>
           </w:p>
         </w:tc>
@@ -1280,7 +1323,7 @@
               <w:jc w:val="left"/>
             </w:pPr>
             <w:r>
-              <w:t xml:space="preserve">3 (inline)</w:t>
+              <w:t xml:space="preserve">12 (inline; including hierarchical regression Table 2, marginal-effects Table 4, robustness Table 3, plus 9 supplementary tables for descriptive statistics and Sections 4.5 diagnostics)</w:t>
             </w:r>
           </w:p>
         </w:tc>
@@ -1306,7 +1349,7 @@
               <w:jc w:val="left"/>
             </w:pPr>
             <w:r>
-              <w:t xml:space="preserve">5 (inline)</w:t>
+              <w:t xml:space="preserve">10 (inline; conceptual model Figure 1, DAI marginal-effects Figure 2, predicted I–P curve Figure 3, plus 7 supplementary diagnostic figures)</w:t>
             </w:r>
           </w:p>
         </w:tc>
@@ -1416,9 +1459,12 @@
         </w:tc>
       </w:tr>
     </w:tbl>
-    <w:bookmarkEnd w:id="31"/>
-    <w:bookmarkEnd w:id="32"/>
-    <w:sectPr/>
+    <w:bookmarkEnd w:id="36"/>
+    <w:bookmarkEnd w:id="37"/>
+    <w:sectPr>
+      <w:pgSz w:h="16838" w:w="11906"/>
+      <w:pgMar w:bottom="1417" w:left="1417" w:right="1417" w:top="1417"/>
+    </w:sectPr>
   </w:body>
 </w:document>
 </file>
@@ -1633,29 +1679,59 @@
   <w:style w:default="1" w:styleId="Normal" w:type="paragraph">
     <w:name w:val="Normal"/>
     <w:qFormat/>
+    <w:pPr>
+      <w:spacing w:line="276" w:lineRule="auto"/>
+      <w:jc w:val="both"/>
+    </w:pPr>
+    <w:rPr>
+      <w:rFonts w:ascii="Times New Roman" w:eastAsia="Times New Roman" w:hAnsi="Times New Roman"/>
+      <w:color w:val="000000"/>
+      <w:sz w:val="24"/>
+    </w:rPr>
   </w:style>
   <w:style w:styleId="BodyText" w:type="paragraph">
     <w:name w:val="Body Text"/>
     <w:basedOn w:val="Normal"/>
     <w:link w:val="BodyTextChar"/>
     <w:pPr>
-      <w:spacing w:after="180" w:before="180"/>
+      <w:spacing w:after="180" w:before="180" w:line="276" w:lineRule="auto"/>
+      <w:jc w:val="both"/>
     </w:pPr>
     <w:qFormat/>
+    <w:rPr>
+      <w:rFonts w:ascii="Times New Roman" w:eastAsia="Times New Roman" w:hAnsi="Times New Roman"/>
+      <w:color w:val="000000"/>
+      <w:sz w:val="24"/>
+    </w:rPr>
   </w:style>
   <w:style w:customStyle="1" w:styleId="FirstParagraph" w:type="paragraph">
     <w:name w:val="First Paragraph"/>
     <w:basedOn w:val="BodyText"/>
     <w:next w:val="BodyText"/>
     <w:qFormat/>
+    <w:pPr>
+      <w:spacing w:line="276" w:lineRule="auto"/>
+      <w:jc w:val="both"/>
+    </w:pPr>
+    <w:rPr>
+      <w:rFonts w:ascii="Times New Roman" w:eastAsia="Times New Roman" w:hAnsi="Times New Roman"/>
+      <w:color w:val="000000"/>
+      <w:sz w:val="24"/>
+    </w:rPr>
   </w:style>
   <w:style w:customStyle="1" w:styleId="Compact" w:type="paragraph">
     <w:name w:val="Compact"/>
     <w:basedOn w:val="BodyText"/>
     <w:qFormat/>
     <w:pPr>
-      <w:spacing w:after="36" w:before="36"/>
-    </w:pPr>
+      <w:spacing w:after="36" w:before="36" w:line="276" w:lineRule="auto"/>
+      <w:jc w:val="both"/>
+    </w:pPr>
+    <w:rPr>
+      <w:rFonts w:ascii="Times New Roman" w:eastAsia="Times New Roman" w:hAnsi="Times New Roman"/>
+      <w:color w:val="000000"/>
+      <w:sz w:val="24"/>
+    </w:rPr>
   </w:style>
   <w:style w:styleId="Title" w:type="paragraph">
     <w:name w:val="Title"/>
@@ -1665,15 +1741,15 @@
     <w:pPr>
       <w:keepNext/>
       <w:keepLines/>
-      <w:spacing w:after="240" w:before="480"/>
-      <w:jc w:val="center"/>
-    </w:pPr>
-    <w:rPr>
-      <w:rFonts w:asciiTheme="majorHAnsi" w:cstheme="majorBidi" w:eastAsiaTheme="majorEastAsia" w:hAnsiTheme="majorHAnsi"/>
+      <w:spacing w:after="240" w:before="480" w:line="276" w:lineRule="auto"/>
+      <w:jc w:val="both"/>
+    </w:pPr>
+    <w:rPr>
+      <w:rFonts w:ascii="Times New Roman" w:asciiTheme="majorHAnsi" w:cstheme="majorBidi" w:eastAsia="Times New Roman" w:eastAsiaTheme="majorEastAsia" w:hAnsi="Times New Roman" w:hAnsiTheme="majorHAnsi"/>
       <w:b/>
       <w:bCs/>
-      <w:color w:themeColor="accent1" w:themeShade="B5" w:val="345A8A"/>
-      <w:sz w:val="36"/>
+      <w:color w:val="000000"/>
+      <w:sz w:val="24"/>
       <w:szCs w:val="36"/>
     </w:rPr>
   </w:style>
@@ -1685,11 +1761,13 @@
     <w:pPr>
       <w:keepNext/>
       <w:keepLines/>
-      <w:spacing w:after="240" w:before="240"/>
-      <w:jc w:val="center"/>
-    </w:pPr>
-    <w:rPr>
-      <w:sz w:val="30"/>
+      <w:spacing w:after="240" w:before="240" w:line="276" w:lineRule="auto"/>
+      <w:jc w:val="both"/>
+    </w:pPr>
+    <w:rPr>
+      <w:rFonts w:ascii="Times New Roman" w:eastAsia="Times New Roman" w:hAnsi="Times New Roman"/>
+      <w:color w:val="000000"/>
+      <w:sz w:val="24"/>
       <w:szCs w:val="30"/>
     </w:rPr>
   </w:style>
@@ -1700,8 +1778,14 @@
     <w:pPr>
       <w:keepNext/>
       <w:keepLines/>
-      <w:jc w:val="center"/>
-    </w:pPr>
+      <w:spacing w:line="276" w:lineRule="auto"/>
+      <w:jc w:val="both"/>
+    </w:pPr>
+    <w:rPr>
+      <w:rFonts w:ascii="Times New Roman" w:eastAsia="Times New Roman" w:hAnsi="Times New Roman"/>
+      <w:color w:val="000000"/>
+      <w:sz w:val="24"/>
+    </w:rPr>
   </w:style>
   <w:style w:styleId="Date" w:type="paragraph">
     <w:name w:val="Date"/>
@@ -1710,8 +1794,14 @@
     <w:pPr>
       <w:keepNext/>
       <w:keepLines/>
-      <w:jc w:val="center"/>
-    </w:pPr>
+      <w:spacing w:line="276" w:lineRule="auto"/>
+      <w:jc w:val="both"/>
+    </w:pPr>
+    <w:rPr>
+      <w:rFonts w:ascii="Times New Roman" w:eastAsia="Times New Roman" w:hAnsi="Times New Roman"/>
+      <w:color w:val="000000"/>
+      <w:sz w:val="24"/>
+    </w:rPr>
   </w:style>
   <w:style w:customStyle="1" w:styleId="AbstractTitle" w:type="paragraph">
     <w:name w:val="Abstract Title"/>
@@ -1721,15 +1811,15 @@
     <w:pPr>
       <w:keepNext/>
       <w:keepLines/>
-      <w:jc w:val="center"/>
-      <w:spacing w:after="0" w:before="300"/>
-    </w:pPr>
-    <w:rPr>
-      <w:sz w:val="20"/>
+      <w:jc w:val="both"/>
+      <w:spacing w:after="0" w:before="300" w:line="276" w:lineRule="auto"/>
+    </w:pPr>
+    <w:rPr>
+      <w:color w:val="000000"/>
+      <w:sz w:val="24"/>
       <w:szCs w:val="20"/>
+      <w:rFonts w:ascii="Times New Roman" w:eastAsia="Times New Roman" w:hAnsi="Times New Roman"/>
       <w:b/>
-      <w:color w:val="345A8A"/>
-      &gt;
     </w:rPr>
   </w:style>
   <w:style w:customStyle="1" w:styleId="Abstract" w:type="paragraph">
@@ -1740,10 +1830,13 @@
     <w:pPr>
       <w:keepNext/>
       <w:keepLines/>
-      <w:spacing w:after="300" w:before="100"/>
-    </w:pPr>
-    <w:rPr>
-      <w:sz w:val="20"/>
+      <w:spacing w:after="300" w:before="100" w:line="276" w:lineRule="auto"/>
+      <w:jc w:val="both"/>
+    </w:pPr>
+    <w:rPr>
+      <w:rFonts w:ascii="Times New Roman" w:eastAsia="Times New Roman" w:hAnsi="Times New Roman"/>
+      <w:color w:val="000000"/>
+      <w:sz w:val="24"/>
       <w:szCs w:val="20"/>
     </w:rPr>
   </w:style>
@@ -1752,8 +1845,15 @@
     <w:basedOn w:val="Normal"/>
     <w:next w:val="Bibliography"/>
     <w:qFormat/>
-    <w:pPr/>
-    <w:rPr/>
+    <w:pPr>
+      <w:spacing w:line="276" w:lineRule="auto"/>
+      <w:jc w:val="both"/>
+    </w:pPr>
+    <w:rPr>
+      <w:rFonts w:ascii="Times New Roman" w:eastAsia="Times New Roman" w:hAnsi="Times New Roman"/>
+      <w:color w:val="000000"/>
+      <w:sz w:val="24"/>
+    </w:rPr>
   </w:style>
   <w:style w:styleId="Heading1" w:type="paragraph">
     <w:name w:val="Heading 1"/>
@@ -1764,15 +1864,16 @@
     <w:pPr>
       <w:keepNext/>
       <w:keepLines/>
-      <w:spacing w:after="0" w:before="480"/>
+      <w:spacing w:after="0" w:before="480" w:line="276" w:lineRule="auto"/>
+      <w:jc w:val="both"/>
       <w:outlineLvl w:val="0"/>
     </w:pPr>
     <w:rPr>
-      <w:rFonts w:asciiTheme="majorHAnsi" w:cstheme="majorBidi" w:eastAsiaTheme="majorEastAsia" w:hAnsiTheme="majorHAnsi"/>
+      <w:rFonts w:ascii="Times New Roman" w:asciiTheme="majorHAnsi" w:cstheme="majorBidi" w:eastAsia="Times New Roman" w:eastAsiaTheme="majorEastAsia" w:hAnsi="Times New Roman" w:hAnsiTheme="majorHAnsi"/>
       <w:b/>
       <w:bCs/>
-      <w:color w:themeColor="accent1" w:val="4F81BD"/>
-      <w:sz w:val="32"/>
+      <w:color w:val="000000"/>
+      <w:sz w:val="24"/>
       <w:szCs w:val="32"/>
     </w:rPr>
   </w:style>
@@ -1786,15 +1887,16 @@
     <w:pPr>
       <w:keepNext/>
       <w:keepLines/>
-      <w:spacing w:after="0" w:before="200"/>
+      <w:spacing w:after="0" w:before="200" w:line="276" w:lineRule="auto"/>
+      <w:jc w:val="both"/>
       <w:outlineLvl w:val="1"/>
     </w:pPr>
     <w:rPr>
-      <w:rFonts w:asciiTheme="majorHAnsi" w:cstheme="majorBidi" w:eastAsiaTheme="majorEastAsia" w:hAnsiTheme="majorHAnsi"/>
+      <w:rFonts w:ascii="Times New Roman" w:asciiTheme="majorHAnsi" w:cstheme="majorBidi" w:eastAsia="Times New Roman" w:eastAsiaTheme="majorEastAsia" w:hAnsi="Times New Roman" w:hAnsiTheme="majorHAnsi"/>
       <w:b/>
       <w:bCs/>
-      <w:color w:themeColor="accent1" w:val="4F81BD"/>
-      <w:sz w:val="28"/>
+      <w:color w:val="000000"/>
+      <w:sz w:val="24"/>
       <w:szCs w:val="28"/>
     </w:rPr>
   </w:style>
@@ -1808,14 +1910,15 @@
     <w:pPr>
       <w:keepNext/>
       <w:keepLines/>
-      <w:spacing w:after="0" w:before="200"/>
+      <w:spacing w:after="0" w:before="200" w:line="276" w:lineRule="auto"/>
+      <w:jc w:val="both"/>
       <w:outlineLvl w:val="2"/>
     </w:pPr>
     <w:rPr>
-      <w:rFonts w:asciiTheme="majorHAnsi" w:cstheme="majorBidi" w:eastAsiaTheme="majorEastAsia" w:hAnsiTheme="majorHAnsi"/>
+      <w:rFonts w:ascii="Times New Roman" w:asciiTheme="majorHAnsi" w:cstheme="majorBidi" w:eastAsia="Times New Roman" w:eastAsiaTheme="majorEastAsia" w:hAnsi="Times New Roman" w:hAnsiTheme="majorHAnsi"/>
       <w:b/>
       <w:bCs/>
-      <w:color w:themeColor="accent1" w:val="4F81BD"/>
+      <w:color w:val="000000"/>
       <w:sz w:val="24"/>
       <w:szCs w:val="24"/>
     </w:rPr>
@@ -1830,14 +1933,15 @@
     <w:pPr>
       <w:keepNext/>
       <w:keepLines/>
-      <w:spacing w:after="0" w:before="200"/>
+      <w:spacing w:after="0" w:before="200" w:line="276" w:lineRule="auto"/>
+      <w:jc w:val="both"/>
       <w:outlineLvl w:val="3"/>
     </w:pPr>
     <w:rPr>
-      <w:rFonts w:asciiTheme="majorHAnsi" w:cstheme="majorBidi" w:eastAsiaTheme="majorEastAsia" w:hAnsiTheme="majorHAnsi"/>
+      <w:rFonts w:ascii="Times New Roman" w:asciiTheme="majorHAnsi" w:cstheme="majorBidi" w:eastAsia="Times New Roman" w:eastAsiaTheme="majorEastAsia" w:hAnsi="Times New Roman" w:hAnsiTheme="majorHAnsi"/>
       <w:i/>
       <w:bCs/>
-      <w:color w:themeColor="accent1" w:val="4F81BD"/>
+      <w:color w:val="000000"/>
       <w:sz w:val="24"/>
       <w:szCs w:val="24"/>
     </w:rPr>
@@ -1852,13 +1956,14 @@
     <w:pPr>
       <w:keepNext/>
       <w:keepLines/>
-      <w:spacing w:after="0" w:before="200"/>
+      <w:spacing w:after="0" w:before="200" w:line="276" w:lineRule="auto"/>
+      <w:jc w:val="both"/>
       <w:outlineLvl w:val="4"/>
     </w:pPr>
     <w:rPr>
-      <w:rFonts w:asciiTheme="majorHAnsi" w:cstheme="majorBidi" w:eastAsiaTheme="majorEastAsia" w:hAnsiTheme="majorHAnsi"/>
+      <w:rFonts w:ascii="Times New Roman" w:asciiTheme="majorHAnsi" w:cstheme="majorBidi" w:eastAsia="Times New Roman" w:eastAsiaTheme="majorEastAsia" w:hAnsi="Times New Roman" w:hAnsiTheme="majorHAnsi"/>
       <w:iCs/>
-      <w:color w:themeColor="accent1" w:val="4F81BD"/>
+      <w:color w:val="000000"/>
       <w:sz w:val="24"/>
       <w:szCs w:val="24"/>
     </w:rPr>
@@ -1873,12 +1978,13 @@
     <w:pPr>
       <w:keepNext/>
       <w:keepLines/>
-      <w:spacing w:after="0" w:before="200"/>
+      <w:spacing w:after="0" w:before="200" w:line="276" w:lineRule="auto"/>
+      <w:jc w:val="both"/>
       <w:outlineLvl w:val="5"/>
     </w:pPr>
     <w:rPr>
-      <w:rFonts w:asciiTheme="majorHAnsi" w:cstheme="majorBidi" w:eastAsiaTheme="majorEastAsia" w:hAnsiTheme="majorHAnsi"/>
-      <w:color w:themeColor="accent1" w:val="4F81BD"/>
+      <w:rFonts w:ascii="Times New Roman" w:asciiTheme="majorHAnsi" w:cstheme="majorBidi" w:eastAsia="Times New Roman" w:eastAsiaTheme="majorEastAsia" w:hAnsi="Times New Roman" w:hAnsiTheme="majorHAnsi"/>
+      <w:color w:val="000000"/>
       <w:sz w:val="24"/>
       <w:szCs w:val="24"/>
     </w:rPr>
@@ -1893,12 +1999,13 @@
     <w:pPr>
       <w:keepNext/>
       <w:keepLines/>
-      <w:spacing w:after="0" w:before="200"/>
+      <w:spacing w:after="0" w:before="200" w:line="276" w:lineRule="auto"/>
+      <w:jc w:val="both"/>
       <w:outlineLvl w:val="6"/>
     </w:pPr>
     <w:rPr>
-      <w:rFonts w:asciiTheme="majorHAnsi" w:cstheme="majorBidi" w:eastAsiaTheme="majorEastAsia" w:hAnsiTheme="majorHAnsi"/>
-      <w:color w:themeColor="accent1" w:val="4F81BD"/>
+      <w:rFonts w:ascii="Times New Roman" w:asciiTheme="majorHAnsi" w:cstheme="majorBidi" w:eastAsia="Times New Roman" w:eastAsiaTheme="majorEastAsia" w:hAnsi="Times New Roman" w:hAnsiTheme="majorHAnsi"/>
+      <w:color w:val="000000"/>
       <w:sz w:val="24"/>
       <w:szCs w:val="24"/>
     </w:rPr>
@@ -1913,12 +2020,13 @@
     <w:pPr>
       <w:keepNext/>
       <w:keepLines/>
-      <w:spacing w:after="0" w:before="200"/>
+      <w:spacing w:after="0" w:before="200" w:line="276" w:lineRule="auto"/>
+      <w:jc w:val="both"/>
       <w:outlineLvl w:val="7"/>
     </w:pPr>
     <w:rPr>
-      <w:rFonts w:asciiTheme="majorHAnsi" w:cstheme="majorBidi" w:eastAsiaTheme="majorEastAsia" w:hAnsiTheme="majorHAnsi"/>
-      <w:color w:themeColor="accent1" w:val="4F81BD"/>
+      <w:rFonts w:ascii="Times New Roman" w:asciiTheme="majorHAnsi" w:cstheme="majorBidi" w:eastAsia="Times New Roman" w:eastAsiaTheme="majorEastAsia" w:hAnsi="Times New Roman" w:hAnsiTheme="majorHAnsi"/>
+      <w:color w:val="000000"/>
       <w:sz w:val="24"/>
       <w:szCs w:val="24"/>
     </w:rPr>
@@ -1933,12 +2041,13 @@
     <w:pPr>
       <w:keepNext/>
       <w:keepLines/>
-      <w:spacing w:after="0" w:before="200"/>
+      <w:spacing w:after="0" w:before="200" w:line="276" w:lineRule="auto"/>
+      <w:jc w:val="both"/>
       <w:outlineLvl w:val="8"/>
     </w:pPr>
     <w:rPr>
-      <w:rFonts w:asciiTheme="majorHAnsi" w:cstheme="majorBidi" w:eastAsiaTheme="majorEastAsia" w:hAnsiTheme="majorHAnsi"/>
-      <w:color w:themeColor="accent1" w:val="4F81BD"/>
+      <w:rFonts w:ascii="Times New Roman" w:asciiTheme="majorHAnsi" w:cstheme="majorBidi" w:eastAsia="Times New Roman" w:eastAsiaTheme="majorEastAsia" w:hAnsi="Times New Roman" w:hAnsiTheme="majorHAnsi"/>
+      <w:color w:val="000000"/>
       <w:sz w:val="24"/>
       <w:szCs w:val="24"/>
     </w:rPr>
@@ -1951,9 +2060,15 @@
     <w:unhideWhenUsed/>
     <w:qFormat/>
     <w:pPr>
-      <w:spacing w:after="100" w:before="100"/>
+      <w:spacing w:after="100" w:before="100" w:line="276" w:lineRule="auto"/>
       <w:ind w:firstLine="0" w:left="480" w:right="480"/>
-    </w:pPr>
+      <w:jc w:val="both"/>
+    </w:pPr>
+    <w:rPr>
+      <w:rFonts w:ascii="Times New Roman" w:eastAsia="Times New Roman" w:hAnsi="Times New Roman"/>
+      <w:color w:val="000000"/>
+      <w:sz w:val="24"/>
+    </w:rPr>
   </w:style>
   <w:style w:styleId="FootnoteText" w:type="paragraph">
     <w:name w:val="Footnote Text"/>
@@ -1962,11 +2077,25 @@
     <w:uiPriority w:val="9"/>
     <w:unhideWhenUsed/>
     <w:qFormat/>
+    <w:pPr>
+      <w:spacing w:line="276" w:lineRule="auto"/>
+      <w:jc w:val="both"/>
+    </w:pPr>
+    <w:rPr>
+      <w:rFonts w:ascii="Times New Roman" w:eastAsia="Times New Roman" w:hAnsi="Times New Roman"/>
+      <w:color w:val="000000"/>
+      <w:sz w:val="24"/>
+    </w:rPr>
   </w:style>
   <w:style w:default="1" w:styleId="DefaultParagraphFont" w:type="character">
     <w:name w:val="Default Paragraph Font"/>
     <w:semiHidden/>
     <w:unhideWhenUsed/>
+    <w:rPr>
+      <w:rFonts w:ascii="Times New Roman" w:eastAsia="Times New Roman" w:hAnsi="Times New Roman"/>
+      <w:color w:val="000000"/>
+      <w:sz w:val="24"/>
+    </w:rPr>
   </w:style>
   <w:style w:default="1" w:styleId="Table" w:type="table">
     <w:name w:val="Table"/>
@@ -1974,6 +2103,15 @@
     <w:semiHidden/>
     <w:unhideWhenUsed/>
     <w:qFormat/>
+    <w:pPr>
+      <w:spacing w:line="276" w:lineRule="auto"/>
+      <w:jc w:val="both"/>
+    </w:pPr>
+    <w:rPr>
+      <w:rFonts w:ascii="Times New Roman" w:eastAsia="Times New Roman" w:hAnsi="Times New Roman"/>
+      <w:color w:val="000000"/>
+      <w:sz w:val="24"/>
+    </w:rPr>
     <w:tblPr>
       <w:tblInd w:type="dxa" w:w="0"/>
       <w:tblCellMar>
@@ -2006,25 +2144,42 @@
     <w:pPr>
       <w:keepNext/>
       <w:keepLines/>
-      <w:spacing w:after="0"/>
-    </w:pPr>
-    <w:rPr>
+      <w:spacing w:after="0" w:line="276" w:lineRule="auto"/>
+      <w:jc w:val="both"/>
+    </w:pPr>
+    <w:rPr>
+      <w:rFonts w:ascii="Times New Roman" w:eastAsia="Times New Roman" w:hAnsi="Times New Roman"/>
       <w:b/>
+      <w:color w:val="000000"/>
+      <w:sz w:val="24"/>
     </w:rPr>
   </w:style>
   <w:style w:customStyle="1" w:styleId="Definition" w:type="paragraph">
     <w:name w:val="Definition"/>
     <w:basedOn w:val="Normal"/>
+    <w:pPr>
+      <w:spacing w:line="276" w:lineRule="auto"/>
+      <w:jc w:val="both"/>
+    </w:pPr>
+    <w:rPr>
+      <w:rFonts w:ascii="Times New Roman" w:eastAsia="Times New Roman" w:hAnsi="Times New Roman"/>
+      <w:color w:val="000000"/>
+      <w:sz w:val="24"/>
+    </w:rPr>
   </w:style>
   <w:style w:styleId="Caption" w:type="paragraph">
     <w:name w:val="Caption"/>
     <w:basedOn w:val="Normal"/>
     <w:link w:val="BodyTextChar"/>
     <w:pPr>
-      <w:spacing w:after="120" w:before="0"/>
-    </w:pPr>
-    <w:rPr>
+      <w:spacing w:after="120" w:before="0" w:line="276" w:lineRule="auto"/>
+      <w:jc w:val="both"/>
+    </w:pPr>
+    <w:rPr>
+      <w:rFonts w:ascii="Times New Roman" w:eastAsia="Times New Roman" w:hAnsi="Times New Roman"/>
       <w:i/>
+      <w:color w:val="000000"/>
+      <w:sz w:val="24"/>
     </w:rPr>
   </w:style>
   <w:style w:customStyle="1" w:styleId="TableCaption" w:type="paragraph">
@@ -2032,44 +2187,90 @@
     <w:basedOn w:val="Caption"/>
     <w:pPr>
       <w:keepNext/>
-    </w:pPr>
+      <w:spacing w:line="276" w:lineRule="auto"/>
+      <w:jc w:val="both"/>
+    </w:pPr>
+    <w:rPr>
+      <w:rFonts w:ascii="Times New Roman" w:eastAsia="Times New Roman" w:hAnsi="Times New Roman"/>
+      <w:color w:val="000000"/>
+      <w:sz w:val="24"/>
+    </w:rPr>
   </w:style>
   <w:style w:customStyle="1" w:styleId="ImageCaption" w:type="paragraph">
     <w:name w:val="Image Caption"/>
     <w:basedOn w:val="Caption"/>
+    <w:pPr>
+      <w:spacing w:line="276" w:lineRule="auto"/>
+      <w:jc w:val="both"/>
+    </w:pPr>
+    <w:rPr>
+      <w:rFonts w:ascii="Times New Roman" w:eastAsia="Times New Roman" w:hAnsi="Times New Roman"/>
+      <w:color w:val="000000"/>
+      <w:sz w:val="24"/>
+    </w:rPr>
   </w:style>
   <w:style w:customStyle="1" w:styleId="Figure" w:type="paragraph">
     <w:name w:val="Figure"/>
     <w:basedOn w:val="Normal"/>
+    <w:pPr>
+      <w:spacing w:line="276" w:lineRule="auto"/>
+      <w:jc w:val="both"/>
+    </w:pPr>
+    <w:rPr>
+      <w:rFonts w:ascii="Times New Roman" w:eastAsia="Times New Roman" w:hAnsi="Times New Roman"/>
+      <w:color w:val="000000"/>
+      <w:sz w:val="24"/>
+    </w:rPr>
   </w:style>
   <w:style w:customStyle="1" w:styleId="CaptionedFigure" w:type="paragraph">
     <w:name w:val="Captioned Figure"/>
     <w:basedOn w:val="Figure"/>
     <w:pPr>
       <w:keepNext/>
-    </w:pPr>
+      <w:spacing w:line="276" w:lineRule="auto"/>
+      <w:jc w:val="both"/>
+    </w:pPr>
+    <w:rPr>
+      <w:rFonts w:ascii="Times New Roman" w:eastAsia="Times New Roman" w:hAnsi="Times New Roman"/>
+      <w:color w:val="000000"/>
+      <w:sz w:val="24"/>
+    </w:rPr>
   </w:style>
   <w:style w:customStyle="1" w:styleId="BodyTextChar" w:type="character">
     <w:name w:val="Body Text Char"/>
     <w:basedOn w:val="DefaultParagraphFont"/>
     <w:link w:val="BodyText"/>
+    <w:rPr>
+      <w:rFonts w:ascii="Times New Roman" w:eastAsia="Times New Roman" w:hAnsi="Times New Roman"/>
+      <w:color w:val="000000"/>
+      <w:sz w:val="24"/>
+    </w:rPr>
   </w:style>
   <w:style w:customStyle="1" w:styleId="VerbatimChar" w:type="character">
     <w:name w:val="Verbatim Char"/>
     <w:basedOn w:val="BodyTextChar"/>
     <w:rPr>
-      <w:rFonts w:ascii="Consolas" w:hAnsi="Consolas"/>
-      <w:sz w:val="22"/>
+      <w:rFonts w:ascii="Times New Roman" w:eastAsia="Times New Roman" w:hAnsi="Times New Roman"/>
+      <w:color w:val="000000"/>
+      <w:sz w:val="24"/>
     </w:rPr>
   </w:style>
   <w:style w:customStyle="1" w:styleId="SectionNumber" w:type="character">
     <w:name w:val="Section Number"/>
     <w:basedOn w:val="BodyTextChar"/>
+    <w:rPr>
+      <w:rFonts w:ascii="Times New Roman" w:eastAsia="Times New Roman" w:hAnsi="Times New Roman"/>
+      <w:color w:val="000000"/>
+      <w:sz w:val="24"/>
+    </w:rPr>
   </w:style>
   <w:style w:styleId="FootnoteReference" w:type="character">
     <w:name w:val="Footnote Reference"/>
     <w:basedOn w:val="BodyTextChar"/>
     <w:rPr>
+      <w:rFonts w:ascii="Times New Roman" w:eastAsia="Times New Roman" w:hAnsi="Times New Roman"/>
+      <w:color w:val="000000"/>
+      <w:sz w:val="24"/>
       <w:vertAlign w:val="superscript"/>
     </w:rPr>
   </w:style>
@@ -2077,7 +2278,9 @@
     <w:name w:val="Hyperlink"/>
     <w:basedOn w:val="BodyTextChar"/>
     <w:rPr>
-      <w:color w:themeColor="accent1" w:val="4F81BD"/>
+      <w:rFonts w:ascii="Times New Roman" w:eastAsia="Times New Roman" w:hAnsi="Times New Roman"/>
+      <w:color w:val="000000"/>
+      <w:sz w:val="24"/>
     </w:rPr>
   </w:style>
   <w:style w:styleId="TOCHeading" w:type="paragraph">
@@ -2088,14 +2291,16 @@
     <w:unhideWhenUsed/>
     <w:qFormat/>
     <w:pPr>
-      <w:spacing w:before="240" w:line="259" w:lineRule="auto"/>
+      <w:spacing w:before="240" w:line="276" w:lineRule="auto"/>
+      <w:jc w:val="both"/>
       <w:outlineLvl w:val="9"/>
     </w:pPr>
     <w:rPr>
-      <w:rFonts w:asciiTheme="majorHAnsi" w:cstheme="majorBidi" w:eastAsiaTheme="majorEastAsia" w:hAnsiTheme="majorHAnsi"/>
+      <w:rFonts w:ascii="Times New Roman" w:asciiTheme="majorHAnsi" w:cstheme="majorBidi" w:eastAsia="Times New Roman" w:eastAsiaTheme="majorEastAsia" w:hAnsi="Times New Roman" w:hAnsiTheme="majorHAnsi"/>
       <w:b w:val="0"/>
       <w:bCs w:val="0"/>
-      <w:color w:themeColor="accent1" w:themeShade="BF" w:val="365F91"/>
+      <w:color w:val="000000"/>
+      <w:sz w:val="24"/>
     </w:rPr>
   </w:style>
   <w:style w:type="paragraph" w:customStyle="1" w:styleId="SourceCode">

--- a/p4/submission/p4_singapore_title_page.docx
+++ b/p4/submission/p4_singapore_title_page.docx
@@ -218,7 +218,7 @@
           <w:rPr>
             <w:rStyle w:val="Hyperlink"/>
           </w:rPr>
-          <w:t xml:space="preserve">huongp1323001@gstudent.ctu.edu.vn</w:t>
+          <w:t xml:space="preserve">thuyhuongctu@gmail.com</w:t>
         </w:r>
       </w:hyperlink>
     </w:p>
